--- a/klagomål/A 62861-2025 FSC-klagomål.docx
+++ b/klagomål/A 62861-2025 FSC-klagomål.docx
@@ -866,7 +866,7 @@
     <w:r>
       <w:tab/>
       <w:tab/>
-      <w:t>2025-12-19</w:t>
+      <w:t>2025-12-20</w:t>
       <w:br/>
       <w:br/>
     </w:r>

--- a/klagomål/A 62861-2025 FSC-klagomål.docx
+++ b/klagomål/A 62861-2025 FSC-klagomål.docx
@@ -866,7 +866,7 @@
     <w:r>
       <w:tab/>
       <w:tab/>
-      <w:t>2025-12-20</w:t>
+      <w:t>2025-12-21</w:t>
       <w:br/>
       <w:br/>
     </w:r>

--- a/klagomål/A 62861-2025 FSC-klagomål.docx
+++ b/klagomål/A 62861-2025 FSC-klagomål.docx
@@ -866,7 +866,7 @@
     <w:r>
       <w:tab/>
       <w:tab/>
-      <w:t>2025-12-21</w:t>
+      <w:t>2025-12-22</w:t>
       <w:br/>
       <w:br/>
     </w:r>

--- a/klagomål/A 62861-2025 FSC-klagomål.docx
+++ b/klagomål/A 62861-2025 FSC-klagomål.docx
@@ -866,7 +866,7 @@
     <w:r>
       <w:tab/>
       <w:tab/>
-      <w:t>2025-12-22</w:t>
+      <w:t>2025-12-26</w:t>
       <w:br/>
       <w:br/>
     </w:r>

--- a/klagomål/A 62861-2025 FSC-klagomål.docx
+++ b/klagomål/A 62861-2025 FSC-klagomål.docx
@@ -866,7 +866,7 @@
     <w:r>
       <w:tab/>
       <w:tab/>
-      <w:t>2026-01-03</w:t>
+      <w:t>2026-01-04</w:t>
       <w:br/>
       <w:br/>
     </w:r>

--- a/klagomål/A 62861-2025 FSC-klagomål.docx
+++ b/klagomål/A 62861-2025 FSC-klagomål.docx
@@ -866,7 +866,7 @@
     <w:r>
       <w:tab/>
       <w:tab/>
-      <w:t>2026-01-07</w:t>
+      <w:t>2026-01-08</w:t>
       <w:br/>
       <w:br/>
     </w:r>

--- a/klagomål/A 62861-2025 FSC-klagomål.docx
+++ b/klagomål/A 62861-2025 FSC-klagomål.docx
@@ -866,7 +866,7 @@
     <w:r>
       <w:tab/>
       <w:tab/>
-      <w:t>2026-01-08</w:t>
+      <w:t>2026-01-09</w:t>
       <w:br/>
       <w:br/>
     </w:r>

--- a/klagomål/A 62861-2025 FSC-klagomål.docx
+++ b/klagomål/A 62861-2025 FSC-klagomål.docx
@@ -866,7 +866,7 @@
     <w:r>
       <w:tab/>
       <w:tab/>
-      <w:t>2026-01-09</w:t>
+      <w:t>2026-01-10</w:t>
       <w:br/>
       <w:br/>
     </w:r>

--- a/klagomål/A 62861-2025 FSC-klagomål.docx
+++ b/klagomål/A 62861-2025 FSC-klagomål.docx
@@ -866,7 +866,7 @@
     <w:r>
       <w:tab/>
       <w:tab/>
-      <w:t>2026-01-10</w:t>
+      <w:t>2026-01-11</w:t>
       <w:br/>
       <w:br/>
     </w:r>

--- a/klagomål/A 62861-2025 FSC-klagomål.docx
+++ b/klagomål/A 62861-2025 FSC-klagomål.docx
@@ -866,7 +866,7 @@
     <w:r>
       <w:tab/>
       <w:tab/>
-      <w:t>2026-01-11</w:t>
+      <w:t>2026-01-12</w:t>
       <w:br/>
       <w:br/>
     </w:r>

--- a/klagomål/A 62861-2025 FSC-klagomål.docx
+++ b/klagomål/A 62861-2025 FSC-klagomål.docx
@@ -866,7 +866,7 @@
     <w:r>
       <w:tab/>
       <w:tab/>
-      <w:t>2026-01-12</w:t>
+      <w:t>2026-01-13</w:t>
       <w:br/>
       <w:br/>
     </w:r>

--- a/klagomål/A 62861-2025 FSC-klagomål.docx
+++ b/klagomål/A 62861-2025 FSC-klagomål.docx
@@ -866,7 +866,7 @@
     <w:r>
       <w:tab/>
       <w:tab/>
-      <w:t>2026-01-13</w:t>
+      <w:t>2026-01-14</w:t>
       <w:br/>
       <w:br/>
     </w:r>

--- a/klagomål/A 62861-2025 FSC-klagomål.docx
+++ b/klagomål/A 62861-2025 FSC-klagomål.docx
@@ -866,7 +866,7 @@
     <w:r>
       <w:tab/>
       <w:tab/>
-      <w:t>2026-01-14</w:t>
+      <w:t>2026-01-15</w:t>
       <w:br/>
       <w:br/>
     </w:r>

--- a/klagomål/A 62861-2025 FSC-klagomål.docx
+++ b/klagomål/A 62861-2025 FSC-klagomål.docx
@@ -866,7 +866,7 @@
     <w:r>
       <w:tab/>
       <w:tab/>
-      <w:t>2026-01-15</w:t>
+      <w:t>2026-01-16</w:t>
       <w:br/>
       <w:br/>
     </w:r>

--- a/klagomål/A 62861-2025 FSC-klagomål.docx
+++ b/klagomål/A 62861-2025 FSC-klagomål.docx
@@ -866,7 +866,7 @@
     <w:r>
       <w:tab/>
       <w:tab/>
-      <w:t>2026-01-16</w:t>
+      <w:t>2026-01-17</w:t>
       <w:br/>
       <w:br/>
     </w:r>

--- a/klagomål/A 62861-2025 FSC-klagomål.docx
+++ b/klagomål/A 62861-2025 FSC-klagomål.docx
@@ -866,7 +866,7 @@
     <w:r>
       <w:tab/>
       <w:tab/>
-      <w:t>2026-01-17</w:t>
+      <w:t>2026-01-18</w:t>
       <w:br/>
       <w:br/>
     </w:r>

--- a/klagomål/A 62861-2025 FSC-klagomål.docx
+++ b/klagomål/A 62861-2025 FSC-klagomål.docx
@@ -866,7 +866,7 @@
     <w:r>
       <w:tab/>
       <w:tab/>
-      <w:t>2026-01-18</w:t>
+      <w:t>2026-01-19</w:t>
       <w:br/>
       <w:br/>
     </w:r>

--- a/klagomål/A 62861-2025 FSC-klagomål.docx
+++ b/klagomål/A 62861-2025 FSC-klagomål.docx
@@ -866,7 +866,7 @@
     <w:r>
       <w:tab/>
       <w:tab/>
-      <w:t>2026-01-19</w:t>
+      <w:t>2026-01-20</w:t>
       <w:br/>
       <w:br/>
     </w:r>

--- a/klagomål/A 62861-2025 FSC-klagomål.docx
+++ b/klagomål/A 62861-2025 FSC-klagomål.docx
@@ -163,7 +163,7 @@
         <w:pStyle w:val="Title"/>
       </w:pPr>
       <w:r>
-        <w:t>Inledande FSC- /PEFC-klagomål – information om höga naturvärden i avverkningsanmälan A 62861-2025 i Leksands kommun</w:t>
+        <w:t>Inledande FSC- /PEFC-klagomål – information om höga naturvärden och fridlysta arter i avverkningsanmälan A 62861-2025 i Leksands kommun</w:t>
       </w:r>
     </w:p>
     <w:p>
@@ -173,7 +173,7 @@
     </w:p>
     <w:p>
       <w:r>
-        <w:t>Nedan presenteras fynd av naturvårdsarter som gjorts i det avverkningsanmälda området, samt relevanta utdrag ur standarderna för FSC, Chain of Custody, Controlled Wood och PEFC. I BILAGA 1 finns artfakta om rödlistade arter.</w:t>
+        <w:t>Nedan presenteras fynd av naturvårdsarter och fridlysta arter som gjorts i det avverkningsanmälda området, samt relevanta utdrag ur standarderna för FSC, Chain of Custody, Controlled Wood och PEFC. I BILAGA 1 finns artfakta om fridlysta och rödlistade arter.</w:t>
       </w:r>
     </w:p>
     <w:p>
@@ -191,7 +191,7 @@
     </w:p>
     <w:p>
       <w:r>
-        <w:t>I avverkningsanmälan har följande 3 naturvårdsarter hittats: garnlav (NT), bronshjon (S) och mindre märgborre (S). Av dessa är 1 rödlistade. För rödlistade arter har rödlistekategorin angivits inom parentes. Arter som är signalarter enligt Skogsstyrelsen har markerats med (S).</w:t>
+        <w:t>I avverkningsanmälan har följande 7 naturvårdsarter hittats: ulltickeporing (VU), garnlav (NT), spillkråka (NT, §4), ullticka (NT), bronshjon (S), mindre märgborre (S) och vågbandad barkbock (S). Av dessa är 4 rödlistade. För rödlistade arter har rödlistekategorin angivits inom parentes. Arter som är signalarter enligt Skogsstyrelsen har markerats med (S). För fridlysta arter anges även paragrafen i Artskyddsförordningen som arten är fridlyst enligt.</w:t>
       </w:r>
     </w:p>
     <w:p>
@@ -206,7 +206,7 @@
       <w:r>
         <w:drawing>
           <wp:inline xmlns:a="http://schemas.openxmlformats.org/drawingml/2006/main" xmlns:pic="http://schemas.openxmlformats.org/drawingml/2006/picture">
-            <wp:extent cx="5486400" cy="4830024"/>
+            <wp:extent cx="5486400" cy="4745195"/>
             <wp:docPr id="1" name="Picture 1"/>
             <wp:cNvGraphicFramePr>
               <a:graphicFrameLocks noChangeAspect="1"/>
@@ -227,7 +227,7 @@
                   <pic:spPr>
                     <a:xfrm>
                       <a:off x="0" y="0"/>
-                      <a:ext cx="5486400" cy="4830024"/>
+                      <a:ext cx="5486400" cy="4745195"/>
                     </a:xfrm>
                     <a:prstGeom prst="rect"/>
                   </pic:spPr>
@@ -278,6 +278,102 @@
       </w:r>
     </w:p>
     <w:p>
+      <w:r>
+        <w:rPr>
+          <w:b/>
+        </w:rPr>
+        <w:t>Ullticka (NT)</w:t>
+      </w:r>
+      <w:r>
+        <w:t xml:space="preserve"> är knuten till restbestånd av barrnaturskog och förekommer med ett tydligt optimum i orörda eller måttligt påverkade gamla granskogar där det föreligger viss kontinuitet av grov död ved. Ullticka är en bra signalart inom hela sitt utbredningsområde och i södra Sverige är den sällsynt och en god signalart för skyddsvärda granskogsmiljöer. Den hotas av avverkning och fragmentering av naturskog och äldre granskog med lång trädkontinuitet. På ullticka kan ibland ulltickeporing (VU) påträffas - det är en sällsynt ticka som nyligen delats upp i tre olika arter: </w:t>
+      </w:r>
+      <w:r>
+        <w:rPr>
+          <w:i/>
+        </w:rPr>
+        <w:t xml:space="preserve">Skeletocutis brevispora </w:t>
+      </w:r>
+      <w:r>
+        <w:t>(ulltickeporing)</w:t>
+      </w:r>
+      <w:r>
+        <w:rPr>
+          <w:i/>
+        </w:rPr>
+        <w:t>, Skeletocutis delicata och Skeletocutis exilis</w:t>
+      </w:r>
+      <w:r>
+        <w:t>. De två sistnämnda arterna står för närvarande (2020) som ej bedömda i rödlistan (SLU Artdatabanken, 2024; Nitare &amp; Skogsstyrelsen, 2019; Miettinen &amp; Niemelä, 2018).</w:t>
+      </w:r>
+    </w:p>
+    <w:p>
+      <w:r>
+        <w:rPr>
+          <w:b/>
+        </w:rPr>
+        <w:t xml:space="preserve">Ulltickeporing </w:t>
+      </w:r>
+      <w:r>
+        <w:rPr>
+          <w:b/>
+          <w:i/>
+        </w:rPr>
+        <w:t>Skeletocutis brevispora</w:t>
+      </w:r>
+      <w:r>
+        <w:rPr>
+          <w:b/>
+        </w:rPr>
+        <w:t xml:space="preserve"> (VU)</w:t>
+      </w:r>
+      <w:r>
+        <w:t>, rödlistad som sårbar, växer på ullticka (NT) i naturskogsartade granskogar. Avverkning av naturskogslika miljöer och av grova granar där ulltickeporing förekommer är ett direkt hot mot artens fortlevnad. Alla skogliga åtgärder som innebär att lågor och döda eller skadade träd tas bort missgynnar arten. På sikt är minskad tillgång till lämpligt substrat och krympande areal av naturskog ett hot, framförallt råder brist på grov ved som lågor i sena nedbrytningsstadier. Ytterligare fragmentering av skogslandskapet minskar artens möjligheter till spridning. Gamla granskogar som hyser arten undantas helt från skogsbruk (SLU Artdatabanken, 2024).</w:t>
+      </w:r>
+    </w:p>
+    <w:p>
+      <w:pPr>
+        <w:pStyle w:val="Heading1"/>
+      </w:pPr>
+      <w:r>
+        <w:t>Fridlysta arter</w:t>
+      </w:r>
+    </w:p>
+    <w:p>
+      <w:r>
+        <w:t>Följande fridlysta arter har sina livsmiljöer och växtplatser i den avverkningsanmälda skogen: spillkråka (NT, §4).</w:t>
+      </w:r>
+    </w:p>
+    <w:p>
+      <w:r>
+        <w:t xml:space="preserve">Observera att medlemsländerna är skyldiga att agera i enlighet med EU:s fågeldirektiv där det uttryckligen står att direktivet gäller för fåglar samt för deras ägg, bon och </w:t>
+      </w:r>
+      <w:r>
+        <w:rPr>
+          <w:b/>
+        </w:rPr>
+        <w:t xml:space="preserve">livsmiljöer </w:t>
+      </w:r>
+      <w:r>
+        <w:t>(artikel 1). Vidare att de åtgärder som vidtas inte får leda till en försämring av den nuvarande situationen beträffande bevarandet av de fågelarter som avses i artikel 1 (artikel 13). Fågeldirektivet är styrande för tillsynsansvariga myndigheters ärendehantering, ställningstaganden och beslutsfattande.</w:t>
+      </w:r>
+    </w:p>
+    <w:p>
+      <w:r>
+        <w:rPr>
+          <w:b/>
+        </w:rPr>
+        <w:t>Spillkråka (NT, §4)</w:t>
+      </w:r>
+      <w:r>
+        <w:t xml:space="preserve"> är rödlistad som nära hotad och ingår i bilaga 1 i EU:s fågeldirektiv. Den minskar i population på grund av minskad tillgång på lämpliga bo- och födoträd och minskad födotillgång. Spillkråkans minskningstakt har uppgått till 19 (24–10) % under de senaste 15 åren. Minskningstakten för den svenska populationen bedöms vara nära gränsvärdet för Sårbar (VU) (A2bc). Skogsbruk med korta omloppstider och täta, homogena ungskogar utgör det största hotet, (SLU Artdatabanken, 2023).</w:t>
+      </w:r>
+    </w:p>
+    <w:p>
+      <w:r>
+        <w:t>I BILAGA 1 finns mer detaljerad information om ekologi samt krav på livsmiljö hos fridlysta arter.</w:t>
+      </w:r>
+    </w:p>
+    <w:p>
       <w:pPr>
         <w:pStyle w:val="Heading1"/>
       </w:pPr>
@@ -329,6 +425,22 @@
       <w:r>
         <w:t>I den avverkningsanmälda skogen har fridlysta arter sina livsmiljöer och växtplatser. Att skada de fridlysta arternas livsmiljöer, växtplatser eller ekologiska funktion är inte tillåtet enligt artskyddsförordningen.</w:t>
       </w:r>
+      <w:r>
+        <w:rPr>
+          <w:i/>
+        </w:rPr>
+        <w:t xml:space="preserve"> EU:s medlemsländer och skogsbolag är skyldiga att agera i enlighet med EU:s fågeldirektiv där det uttryckligen står att direktivet gäller för fåglar samt för deras ägg, bon och </w:t>
+      </w:r>
+      <w:r>
+        <w:rPr>
+          <w:b/>
+          <w:i/>
+        </w:rPr>
+        <w:t xml:space="preserve">livsmiljöer </w:t>
+      </w:r>
+      <w:r>
+        <w:t>(artikel 1). Vidare att de åtgärder som vidtas inte får leda till en försämring av den nuvarande situationen beträffande bevarandet av de fågelarter som avses i artikel 1 (artikel 13).</w:t>
+      </w:r>
     </w:p>
     <w:p>
       <w:r>
@@ -367,7 +479,7 @@
         <w:rPr>
           <w:i/>
         </w:rPr>
-        <w:t>I det avverkningsanmälda skogsområdet har 3 naturvårdsarter varav 1 rödlistade arter sina livsmiljöer och växtplatser.</w:t>
+        <w:t>I det avverkningsanmälda skogsområdet har 7 naturvårdsarter varav 4 rödlistade arter sina livsmiljöer och växtplatser.</w:t>
       </w:r>
     </w:p>
     <w:p>
@@ -564,7 +676,9 @@
         <w:pStyle w:val="Title"/>
       </w:pPr>
       <w:r>
-        <w:t>BILAGA 1 – Rödlistade arter</w:t>
+        <w:t>BILAGA 1 –</w:t>
+        <w:br/>
+        <w:t>Fridlysta och rödlistade arter</w:t>
       </w:r>
     </w:p>
     <w:p>
@@ -736,6 +850,127 @@
       </w:r>
       <w:r>
         <w:t xml:space="preserve"> Länsstyrelsen Gävleborg, Rapport 2009:14.</w:t>
+      </w:r>
+    </w:p>
+    <w:p>
+      <w:pPr>
+        <w:pStyle w:val="Heading1"/>
+      </w:pPr>
+      <w:r>
+        <w:t>Spillkråka – ekologi samt krav på livsmiljön</w:t>
+      </w:r>
+    </w:p>
+    <w:p>
+      <w:r>
+        <w:t>Spillkråka (NT) är rödlistad som nära hotad, fridlyst enligt §4 Artskyddsförordningen och ingår i bilaga 1 i EU:s fågeldirektiv. Spillkråka lever i både barr- och blandskog liksom i ren lövskog. De tätaste populationerna tenderar att finnas i äldre, variationsrik blandskog med gott om död ved och gamla träd.</w:t>
+      </w:r>
+    </w:p>
+    <w:p>
+      <w:r>
+        <w:t>Varje par utnyttjar 400–1000 hektar skog beroende på skogens kvalitet. En minskning av populationen pågår på grund av minskad tillgång på lämpliga bo- och födoträd och minskad födotillgång. Spillkråkans minskningstakt har uppgått till 19 (24–10) % under de senaste 15 åren. Minskningstakten för den svenska populationen bedöms vara nära gränsvärdet för Sårbar (VU) (A2bc). Skogsbruk med korta omloppstider och täta, homogena ungskogar utgör det största hotet (Artdatabanken 2023).</w:t>
+      </w:r>
+    </w:p>
+    <w:p>
+      <w:pPr>
+        <w:pStyle w:val="Heading2"/>
+      </w:pPr>
+      <w:r>
+        <w:t>Referenser – spillkråka</w:t>
+      </w:r>
+    </w:p>
+    <w:p>
+      <w:r>
+        <w:t xml:space="preserve">SLU Artdatabanken, 2021. </w:t>
+      </w:r>
+      <w:r>
+        <w:rPr>
+          <w:i/>
+        </w:rPr>
+        <w:t xml:space="preserve">Artfaktablad. Naturvård – artfakta. </w:t>
+      </w:r>
+      <w:r>
+        <w:t>SLU Artdatabanken, Uppsala</w:t>
+      </w:r>
+    </w:p>
+    <w:p>
+      <w:pPr>
+        <w:pStyle w:val="Heading1"/>
+      </w:pPr>
+      <w:r>
+        <w:t>Ulltickeporing – ekologi samt krav på livsmiljön</w:t>
+      </w:r>
+    </w:p>
+    <w:p>
+      <w:r>
+        <w:t xml:space="preserve">Ulltickeporing </w:t>
+      </w:r>
+      <w:r>
+        <w:rPr>
+          <w:i/>
+        </w:rPr>
+        <w:t>Skeletocutis brevispora</w:t>
+      </w:r>
+      <w:r>
+        <w:t xml:space="preserve"> (VU), rödlistad som sårbar, växer på ullticka (NT) i naturskogsartade granskogar. Avverkning av naturskogslika miljöer och av grova granar där ulltickeporing förekommer är ett direkt hot mot artens fortlevnad Alla skogliga åtgärder som innebär att lågor och döda eller skadade träd tas bort missgynnar arten. På sikt är minskad tillgång till lämpligt substrat och krympande areal av naturskog ett hot, framförallt råder brist på grov ved som lågor i sena nedbrytningsstadier. Ytterligare fragmentering av skogslandskapet minskar artens möjligheter till spridning. Gamla granskogar som hyser arten undantas helt från skogsbruk (SLU Artdatabanken, 2024).</w:t>
+      </w:r>
+    </w:p>
+    <w:p>
+      <w:r>
+        <w:t xml:space="preserve">Ulltickeporingen har nyligen delats upp i tre olika arter: </w:t>
+      </w:r>
+      <w:r>
+        <w:rPr>
+          <w:i/>
+        </w:rPr>
+        <w:t xml:space="preserve">Skeletocutis brevispora </w:t>
+      </w:r>
+      <w:r>
+        <w:t>(ulltickeporing)</w:t>
+      </w:r>
+      <w:r>
+        <w:rPr>
+          <w:i/>
+        </w:rPr>
+        <w:t>, Skeletocutis delicata och Skeletocutis exilis</w:t>
+      </w:r>
+      <w:r>
+        <w:t xml:space="preserve"> (Miettinen &amp; Niemelä, 2018). Skeletocutis delicata och Skeletocutis exilis står för närvarande (2020) som ej bedömda i rödlistan.</w:t>
+      </w:r>
+    </w:p>
+    <w:p>
+      <w:pPr>
+        <w:pStyle w:val="Heading2"/>
+      </w:pPr>
+      <w:r>
+        <w:t>Referenser – ulltickeporing</w:t>
+      </w:r>
+    </w:p>
+    <w:p>
+      <w:r>
+        <w:t xml:space="preserve">Miettinen, O. &amp; Niemelä, T., 2018. </w:t>
+      </w:r>
+      <w:r>
+        <w:rPr>
+          <w:i/>
+        </w:rPr>
+        <w:t>Two new temperate polypore species of Skeletocutis (Polyporales, Basidiomycota)</w:t>
+      </w:r>
+      <w:r>
+        <w:t>. Ann. Bot. Fennici 55: 195–206.</w:t>
+      </w:r>
+    </w:p>
+    <w:p>
+      <w:r>
+        <w:t xml:space="preserve">SLU Artdatabanken, 2024. </w:t>
+      </w:r>
+      <w:r>
+        <w:rPr>
+          <w:i/>
+        </w:rPr>
+        <w:t xml:space="preserve">Artfaktablad. Naturvård – artfakta. </w:t>
+      </w:r>
+      <w:r>
+        <w:t>SLU Artdatabanken, Uppsala</w:t>
       </w:r>
     </w:p>
     <w:sectPr>
@@ -866,7 +1101,7 @@
     <w:r>
       <w:tab/>
       <w:tab/>
-      <w:t>2026-01-20</w:t>
+      <w:t>2026-01-21</w:t>
       <w:br/>
       <w:br/>
     </w:r>

--- a/klagomål/A 62861-2025 FSC-klagomål.docx
+++ b/klagomål/A 62861-2025 FSC-klagomål.docx
@@ -1101,7 +1101,7 @@
     <w:r>
       <w:tab/>
       <w:tab/>
-      <w:t>2026-01-21</w:t>
+      <w:t>2026-01-23</w:t>
       <w:br/>
       <w:br/>
     </w:r>

--- a/klagomål/A 62861-2025 FSC-klagomål.docx
+++ b/klagomål/A 62861-2025 FSC-klagomål.docx
@@ -1101,7 +1101,7 @@
     <w:r>
       <w:tab/>
       <w:tab/>
-      <w:t>2026-01-23</w:t>
+      <w:t>2026-01-24</w:t>
       <w:br/>
       <w:br/>
     </w:r>

--- a/klagomål/A 62861-2025 FSC-klagomål.docx
+++ b/klagomål/A 62861-2025 FSC-klagomål.docx
@@ -1101,7 +1101,7 @@
     <w:r>
       <w:tab/>
       <w:tab/>
-      <w:t>2026-01-24</w:t>
+      <w:t>2026-01-25</w:t>
       <w:br/>
       <w:br/>
     </w:r>

--- a/klagomål/A 62861-2025 FSC-klagomål.docx
+++ b/klagomål/A 62861-2025 FSC-klagomål.docx
@@ -1101,7 +1101,7 @@
     <w:r>
       <w:tab/>
       <w:tab/>
-      <w:t>2026-01-25</w:t>
+      <w:t>2026-01-26</w:t>
       <w:br/>
       <w:br/>
     </w:r>

--- a/klagomål/A 62861-2025 FSC-klagomål.docx
+++ b/klagomål/A 62861-2025 FSC-klagomål.docx
@@ -1101,7 +1101,7 @@
     <w:r>
       <w:tab/>
       <w:tab/>
-      <w:t>2026-01-26</w:t>
+      <w:t>2026-01-27</w:t>
       <w:br/>
       <w:br/>
     </w:r>

--- a/klagomål/A 62861-2025 FSC-klagomål.docx
+++ b/klagomål/A 62861-2025 FSC-klagomål.docx
@@ -1101,7 +1101,7 @@
     <w:r>
       <w:tab/>
       <w:tab/>
-      <w:t>2026-01-27</w:t>
+      <w:t>2026-01-28</w:t>
       <w:br/>
       <w:br/>
     </w:r>

--- a/klagomål/A 62861-2025 FSC-klagomål.docx
+++ b/klagomål/A 62861-2025 FSC-klagomål.docx
@@ -112,7 +112,7 @@
         <w:pStyle w:val="ListBullet"/>
       </w:pPr>
       <w:r>
-        <w:t>Om ett ombud (tex Norra skog eller Mellanskog) avverkningsanmäler en skog med naturvärden motsvarande nyckelbiotops kvalité men markägaren inte är FSC certifierad, bör du skicka in ett FSC kontrollerat virke klagomål. Då ska klagomålet skickas till ombudsföretaget.</w:t>
+        <w:t>Om ett ombud (tex Norra skog eller Mellanskog) avverkningsanmäler en skog med naturvärden motsvarande nyckelbiotops kvalitet men markägaren inte är FSC certifierad, bör du skicka in ett FSC kontrollerat virke klagomål. Då ska klagomålet skickas till ombudsföretaget.</w:t>
       </w:r>
     </w:p>
     <w:p>
@@ -251,10 +251,48 @@
         <w:rPr>
           <w:b/>
         </w:rPr>
+        <w:t>Bronshjon</w:t>
+      </w:r>
+      <w:r>
+        <w:t xml:space="preserve"> är en skalbagge vars larvutveckling sker under grov bark på stammar av döda eller döende barrträd, främst gran, i mindre omfattning tall. Arten är knuten till äldre, naturskogslik granskog med inslag av torkande träd. Bronshjon är typisk art för </w:t>
+      </w:r>
+      <w:r>
+        <w:rPr>
+          <w:i/>
+        </w:rPr>
+        <w:t>9010 Taiga</w:t>
+      </w:r>
+      <w:r>
+        <w:t xml:space="preserve"> (SLU Artdatabanken, 2025).</w:t>
+      </w:r>
+    </w:p>
+    <w:p>
+      <w:r>
+        <w:rPr>
+          <w:b/>
+        </w:rPr>
         <w:t>Garnlav (NT)</w:t>
       </w:r>
       <w:r>
-        <w:t xml:space="preserve"> är en utpräglad barrskogsart som ibland kan drapera träden i norrländska grannaturskogar med hög luftfuktighet. Den förekommer även i talldominerade bestånd där den, förutom i trädens grenverk, påträffas hängande över ojämnheter i tallbarken. Arten har minskat starkt i södra och mellersta Sverige och den minskar även i sitt nordliga utbredningsområde. Orsaken till tillbakagången beror främst på slutavverkningar av naturskogsartade skogar. Bestånd med riklig förekomst bör regelmässigt sparas. Garnlav är värdväxt för den mycket sällsynta och akut hotade fjärilen barrskogslavfly (CR) som hör hemma i boreala barrskogar med riklig förekomst av värdväxten. Tidigare kunde arten konstateras årligen på flera platser vid Dala-Floda i Dalarna innan lokalerna kalavverkades. Senaste fyndet i landet av barrskogslavfly är från år 2000 då den påträffades vid Högberget i Sollefteå kommun (SLU Artdatabanken, 2024).</w:t>
+        <w:t xml:space="preserve"> är en utpräglad barrskogsart som ibland kan drapera träden i norrländska grannaturskogar med hög luftfuktighet. Den förekommer även i talldominerade bestånd där den, förutom i trädens grenverk, påträffas hängande över ojämnheter i tallbarken. Arten har minskat starkt i södra och mellersta Sverige och den minskar även i sitt nordliga utbredningsområde. Orsaken till tillbakagången beror främst på slutavverkningar av naturskogsartade skogar. Bestånd med riklig förekomst bör regelmässigt sparas. Garnlav är värdväxt för den mycket sällsynta och akut hotade fjärilen barrskogslavfly (CR) som hör hemma i boreala barrskogar med riklig förekomst av värdväxten. Tidigare kunde arten konstateras årligen på flera platser vid Dala-Floda i Dalarna innan lokalerna kalavverkades. Senaste fyndet i landet av barrskogslavfly är från år 2000 då den påträffades vid Högberget i Sollefteå kommun. Garnlav är typisk art för </w:t>
+      </w:r>
+      <w:r>
+        <w:rPr>
+          <w:i/>
+        </w:rPr>
+        <w:t xml:space="preserve">9010 Taiga </w:t>
+      </w:r>
+      <w:r>
+        <w:t>och</w:t>
+      </w:r>
+      <w:r>
+        <w:rPr>
+          <w:i/>
+        </w:rPr>
+        <w:t xml:space="preserve"> 9070 Trädklädd betesmark </w:t>
+      </w:r>
+      <w:r>
+        <w:t xml:space="preserve"> (SLU Artdatabanken, 2024).</w:t>
       </w:r>
     </w:p>
     <w:p>
@@ -274,7 +312,16 @@
         <w:t>Corticeus longulus</w:t>
       </w:r>
       <w:r>
-        <w:t xml:space="preserve"> (VU), tallbarksvartbagge (VU), tallgångbagge (VU) och cholodkovskys bastborre (NT). Den mindre märgborrens måsvingeliknande gnaggångar är lätta att känna igen och hittas ofta på grova tallgrenar på marken. Rika förekomster av främst mindre märgborre men även skarptandad barkborre (NT) är en signal för artrikedom och inventeringar har visat att det är i skogar med en naturlig självgallring som det skapas förutsättningar för dessa arter samt de efterföljande åtgärdsprogramsarterna. Tallskogar med stark förekomst av mindre märgborre och skarptandad barkborre bör avsättas som reservat. Generellt bör hänsyn tas vid slutavverkning av talldominerad skog så att avverkningsrester som gren- och toppdelar lämnas (Pettersson, 2014; Hedgren, 2012; Gunnarsson m fl., 1999).</w:t>
+        <w:t xml:space="preserve"> (VU), tallbarksvartbagge (VU), tallgångbagge (VU) och cholodkovskys bastborre (NT). Den mindre märgborrens måsvingeliknande gnaggångar är lätta att känna igen och hittas ofta på grova tallgrenar på marken. Rika förekomster av främst mindre märgborre men även skarptandad barkborre (NT) är en signal för artrikedom och inventeringar har visat att det är i skogar med en naturlig självgallring som det skapas förutsättningar för dessa arter samt de efterföljande åtgärdsprogramsarterna. Tallskogar med stark förekomst av mindre märgborre och skarptandad barkborre bör avsättas som reservat. Generellt bör hänsyn tas vid slutavverkning av talldominerad skog så att avverkningsrester som gren- och toppdelar lämnas. Mindre märgborre är typisk art för </w:t>
+      </w:r>
+      <w:r>
+        <w:rPr>
+          <w:i/>
+        </w:rPr>
+        <w:t>9060 Åsbarrskog</w:t>
+      </w:r>
+      <w:r>
+        <w:t xml:space="preserve"> (Pettersson, 2014; Hedgren, 2012; Gunnarsson m fl., 1999).</w:t>
       </w:r>
     </w:p>
     <w:p>
@@ -285,7 +332,25 @@
         <w:t>Ullticka (NT)</w:t>
       </w:r>
       <w:r>
-        <w:t xml:space="preserve"> är knuten till restbestånd av barrnaturskog och förekommer med ett tydligt optimum i orörda eller måttligt påverkade gamla granskogar där det föreligger viss kontinuitet av grov död ved. Ullticka är en bra signalart inom hela sitt utbredningsområde och i södra Sverige är den sällsynt och en god signalart för skyddsvärda granskogsmiljöer. Den hotas av avverkning och fragmentering av naturskog och äldre granskog med lång trädkontinuitet. På ullticka kan ibland ulltickeporing (VU) påträffas - det är en sällsynt ticka som nyligen delats upp i tre olika arter: </w:t>
+        <w:t xml:space="preserve"> är knuten till restbestånd av barrnaturskog och förekommer med ett tydligt optimum i orörda eller måttligt påverkade gamla granskogar där det föreligger viss kontinuitet av grov död ved. Ullticka är en bra signalart inom hela sitt utbredningsområde och i södra Sverige är den sällsynt och en god signalart för skyddsvärda granskogsmiljöer. Den hotas av avverkning och fragmentering av naturskog och äldre granskog med lång trädkontinuitet. Ullticka är typisk art för </w:t>
+      </w:r>
+      <w:r>
+        <w:rPr>
+          <w:i/>
+        </w:rPr>
+        <w:t xml:space="preserve">9010 Taiga, 9050 Näringsrik granskog </w:t>
+      </w:r>
+      <w:r>
+        <w:t xml:space="preserve">och </w:t>
+      </w:r>
+      <w:r>
+        <w:rPr>
+          <w:i/>
+        </w:rPr>
+        <w:t>9030 Landhöjningsskog</w:t>
+      </w:r>
+      <w:r>
+        <w:t xml:space="preserve">. På ullticka kan ibland ulltickeporing (VU) påträffas - det är en sällsynt ticka som nyligen delats upp i tre olika arter: </w:t>
       </w:r>
       <w:r>
         <w:rPr>
@@ -365,7 +430,25 @@
         <w:t>Spillkråka (NT, §4)</w:t>
       </w:r>
       <w:r>
-        <w:t xml:space="preserve"> är rödlistad som nära hotad och ingår i bilaga 1 i EU:s fågeldirektiv. Den minskar i population på grund av minskad tillgång på lämpliga bo- och födoträd och minskad födotillgång. Spillkråkans minskningstakt har uppgått till 19 (24–10) % under de senaste 15 åren. Minskningstakten för den svenska populationen bedöms vara nära gränsvärdet för Sårbar (VU) (A2bc). Skogsbruk med korta omloppstider och täta, homogena ungskogar utgör det största hotet, (SLU Artdatabanken, 2023).</w:t>
+        <w:t xml:space="preserve"> är rödlistad som nära hotad och ingår i bilaga 1 i EU:s fågeldirektiv. Den minskar i population på grund av minskad tillgång på lämpliga bo- och födoträd och minskad födotillgång. Spillkråkans minskningstakt har uppgått till 19 (24–10) % under de senaste 15 åren. Minskningstakten för den svenska populationen bedöms vara nära gränsvärdet för Sårbar (VU) (A2bc). Skogsbruk med korta omloppstider och täta, homogena ungskogar utgör det största hotet. Spillkråka är typisk art för </w:t>
+      </w:r>
+      <w:r>
+        <w:rPr>
+          <w:i/>
+        </w:rPr>
+        <w:t xml:space="preserve">9010 Taiga </w:t>
+      </w:r>
+      <w:r>
+        <w:t>och</w:t>
+      </w:r>
+      <w:r>
+        <w:rPr>
+          <w:i/>
+        </w:rPr>
+        <w:t xml:space="preserve"> 9740 Skogsbevuxen myr </w:t>
+      </w:r>
+      <w:r>
+        <w:t>(SLU Artdatabanken, 2023).</w:t>
       </w:r>
     </w:p>
     <w:p>
@@ -715,7 +798,16 @@
     </w:p>
     <w:p>
       <w:r>
-        <w:t>Rika förekomster av främst mindre märgborre men även skarptandad barkborre (NT) är en signal för artrikedom och inventeringar har visat att det är i skogar med en naturlig självgallring som det skapas förutsättningar för dessa arter samt de efterföljande åtgärdsprogramsarterna (Pettersson, 2014; Hedgren, 2012). Tallskogar med stark förekomst av mindre märgborre och skarptandad barkborre bör avsättas som reservat. Generellt bör hänsyn tas vid slutavverkning av talldominerad skog så att avverkningsrester som gren- och toppdelar (s.k. GROT) lämnas (Pettersson, 2014).</w:t>
+        <w:t xml:space="preserve">Rika förekomster av främst mindre märgborre men även skarptandad barkborre (NT) är en signal för artrikedom och inventeringar har visat att det är i skogar med en naturlig självgallring som det skapas förutsättningar för dessa arter samt de efterföljande åtgärdsprogramsarterna (Pettersson, 2014; Hedgren, 2012). Tallskogar med stark förekomst av mindre märgborre och skarptandad barkborre bör avsättas som reservat. Generellt bör hänsyn tas vid slutavverkning av talldominerad skog så att avverkningsrester som gren- och toppdelar (s.k. GROT) lämnas. Mindre märgborre är typisk art för </w:t>
+      </w:r>
+      <w:r>
+        <w:rPr>
+          <w:i/>
+        </w:rPr>
+        <w:t>9060 Åsbarrskog</w:t>
+      </w:r>
+      <w:r>
+        <w:t xml:space="preserve"> (Pettersson, 2014; SLU Artdatabanken, 2024).</w:t>
       </w:r>
     </w:p>
     <w:p>
@@ -826,6 +918,20 @@
     </w:p>
     <w:p>
       <w:r>
+        <w:t xml:space="preserve">SLU Artdatabanken, 2024. </w:t>
+      </w:r>
+      <w:r>
+        <w:rPr>
+          <w:i/>
+        </w:rPr>
+        <w:t xml:space="preserve">Artfaktablad. Naturvård – artfakta. </w:t>
+      </w:r>
+      <w:r>
+        <w:t>SLU Artdatabanken, Uppsala.</w:t>
+      </w:r>
+    </w:p>
+    <w:p>
+      <w:r>
         <w:t xml:space="preserve">Wikars, L.-O., Hansson, J. &amp; Hedgren, O., 2010. </w:t>
       </w:r>
       <w:r>
@@ -862,12 +968,30 @@
     </w:p>
     <w:p>
       <w:r>
-        <w:t>Spillkråka (NT) är rödlistad som nära hotad, fridlyst enligt §4 Artskyddsförordningen och ingår i bilaga 1 i EU:s fågeldirektiv. Spillkråka lever i både barr- och blandskog liksom i ren lövskog. De tätaste populationerna tenderar att finnas i äldre, variationsrik blandskog med gott om död ved och gamla träd.</w:t>
+        <w:t xml:space="preserve">Spillkråka (NT) är rödlistad som nära hotad, fridlyst enligt §4 Artskyddsförordningen, typisk art för </w:t>
+      </w:r>
+      <w:r>
+        <w:rPr>
+          <w:i/>
+        </w:rPr>
+        <w:t xml:space="preserve">9010 Taiga </w:t>
+      </w:r>
+      <w:r>
+        <w:t>och</w:t>
+      </w:r>
+      <w:r>
+        <w:rPr>
+          <w:i/>
+        </w:rPr>
+        <w:t xml:space="preserve"> 9740 Skogsbevuxen myr</w:t>
+      </w:r>
+      <w:r>
+        <w:t xml:space="preserve"> och ingår i bilaga 1 i EU:s fågeldirektiv. Spillkråka lever i både barr- och blandskog liksom i ren lövskog. De tätaste populationerna tenderar att finnas i äldre, variationsrik blandskog med gott om död ved och gamla träd.</w:t>
       </w:r>
     </w:p>
     <w:p>
       <w:r>
-        <w:t>Varje par utnyttjar 400–1000 hektar skog beroende på skogens kvalitet. En minskning av populationen pågår på grund av minskad tillgång på lämpliga bo- och födoträd och minskad födotillgång. Spillkråkans minskningstakt har uppgått till 19 (24–10) % under de senaste 15 åren. Minskningstakten för den svenska populationen bedöms vara nära gränsvärdet för Sårbar (VU) (A2bc). Skogsbruk med korta omloppstider och täta, homogena ungskogar utgör det största hotet (Artdatabanken 2023).</w:t>
+        <w:t>Varje par utnyttjar 400–1000 hektar skog beroende på skogens kvalitet. En minskning av populationen pågår på grund av minskad tillgång på lämpliga bo- och födoträd och minskad födotillgång. Spillkråkans minskningstakt har uppgått till 19 (24–10) % under de senaste 15 åren. Minskningstakten för den svenska populationen bedöms vara nära gränsvärdet för Sårbar (VU) (A2bc). Skogsbruk med korta omloppstider och täta, homogena ungskogar utgör det största hotet (SLU Artdatabanken 2023).</w:t>
       </w:r>
     </w:p>
     <w:p>
@@ -1101,7 +1225,7 @@
     <w:r>
       <w:tab/>
       <w:tab/>
-      <w:t>2026-01-28</w:t>
+      <w:t>2026-01-29</w:t>
       <w:br/>
       <w:br/>
     </w:r>

--- a/klagomål/A 62861-2025 FSC-klagomål.docx
+++ b/klagomål/A 62861-2025 FSC-klagomål.docx
@@ -1225,7 +1225,7 @@
     <w:r>
       <w:tab/>
       <w:tab/>
-      <w:t>2026-01-29</w:t>
+      <w:t>2026-01-30</w:t>
       <w:br/>
       <w:br/>
     </w:r>

--- a/klagomål/A 62861-2025 FSC-klagomål.docx
+++ b/klagomål/A 62861-2025 FSC-klagomål.docx
@@ -1225,7 +1225,7 @@
     <w:r>
       <w:tab/>
       <w:tab/>
-      <w:t>2026-01-30</w:t>
+      <w:t>2026-01-31</w:t>
       <w:br/>
       <w:br/>
     </w:r>

--- a/klagomål/A 62861-2025 FSC-klagomål.docx
+++ b/klagomål/A 62861-2025 FSC-klagomål.docx
@@ -1225,7 +1225,7 @@
     <w:r>
       <w:tab/>
       <w:tab/>
-      <w:t>2026-02-08</w:t>
+      <w:t>2026-02-09</w:t>
       <w:br/>
       <w:br/>
     </w:r>

--- a/klagomål/A 62861-2025 FSC-klagomål.docx
+++ b/klagomål/A 62861-2025 FSC-klagomål.docx
@@ -1225,7 +1225,7 @@
     <w:r>
       <w:tab/>
       <w:tab/>
-      <w:t>2026-02-09</w:t>
+      <w:t>2026-02-10</w:t>
       <w:br/>
       <w:br/>
     </w:r>

--- a/klagomål/A 62861-2025 FSC-klagomål.docx
+++ b/klagomål/A 62861-2025 FSC-klagomål.docx
@@ -1225,7 +1225,7 @@
     <w:r>
       <w:tab/>
       <w:tab/>
-      <w:t>2026-02-10</w:t>
+      <w:t>2026-02-11</w:t>
       <w:br/>
       <w:br/>
     </w:r>

--- a/klagomål/A 62861-2025 FSC-klagomål.docx
+++ b/klagomål/A 62861-2025 FSC-klagomål.docx
@@ -1225,7 +1225,7 @@
     <w:r>
       <w:tab/>
       <w:tab/>
-      <w:t>2026-02-11</w:t>
+      <w:t>2026-02-12</w:t>
       <w:br/>
       <w:br/>
     </w:r>

--- a/klagomål/A 62861-2025 FSC-klagomål.docx
+++ b/klagomål/A 62861-2025 FSC-klagomål.docx
@@ -1225,7 +1225,7 @@
     <w:r>
       <w:tab/>
       <w:tab/>
-      <w:t>2026-02-12</w:t>
+      <w:t>2026-02-13</w:t>
       <w:br/>
       <w:br/>
     </w:r>

--- a/klagomål/A 62861-2025 FSC-klagomål.docx
+++ b/klagomål/A 62861-2025 FSC-klagomål.docx
@@ -1225,7 +1225,7 @@
     <w:r>
       <w:tab/>
       <w:tab/>
-      <w:t>2026-02-13</w:t>
+      <w:t>2026-02-17</w:t>
       <w:br/>
       <w:br/>
     </w:r>

--- a/klagomål/A 62861-2025 FSC-klagomål.docx
+++ b/klagomål/A 62861-2025 FSC-klagomål.docx
@@ -1225,7 +1225,7 @@
     <w:r>
       <w:tab/>
       <w:tab/>
-      <w:t>2026-02-17</w:t>
+      <w:t>2026-02-19</w:t>
       <w:br/>
       <w:br/>
     </w:r>

--- a/klagomål/A 62861-2025 FSC-klagomål.docx
+++ b/klagomål/A 62861-2025 FSC-klagomål.docx
@@ -1225,7 +1225,7 @@
     <w:r>
       <w:tab/>
       <w:tab/>
-      <w:t>2026-02-19</w:t>
+      <w:t>2026-02-20</w:t>
       <w:br/>
       <w:br/>
     </w:r>

--- a/klagomål/A 62861-2025 FSC-klagomål.docx
+++ b/klagomål/A 62861-2025 FSC-klagomål.docx
@@ -1225,7 +1225,7 @@
     <w:r>
       <w:tab/>
       <w:tab/>
-      <w:t>2026-02-20</w:t>
+      <w:t>2026-02-21</w:t>
       <w:br/>
       <w:br/>
     </w:r>

--- a/klagomål/A 62861-2025 FSC-klagomål.docx
+++ b/klagomål/A 62861-2025 FSC-klagomål.docx
@@ -1225,7 +1225,7 @@
     <w:r>
       <w:tab/>
       <w:tab/>
-      <w:t>2026-02-21</w:t>
+      <w:t>2026-02-22</w:t>
       <w:br/>
       <w:br/>
     </w:r>

--- a/klagomål/A 62861-2025 FSC-klagomål.docx
+++ b/klagomål/A 62861-2025 FSC-klagomål.docx
@@ -1225,7 +1225,7 @@
     <w:r>
       <w:tab/>
       <w:tab/>
-      <w:t>2026-02-22</w:t>
+      <w:t>2026-02-23</w:t>
       <w:br/>
       <w:br/>
     </w:r>

--- a/klagomål/A 62861-2025 FSC-klagomål.docx
+++ b/klagomål/A 62861-2025 FSC-klagomål.docx
@@ -1225,7 +1225,7 @@
     <w:r>
       <w:tab/>
       <w:tab/>
-      <w:t>2026-02-23</w:t>
+      <w:t>2026-02-24</w:t>
       <w:br/>
       <w:br/>
     </w:r>

--- a/klagomål/A 62861-2025 FSC-klagomål.docx
+++ b/klagomål/A 62861-2025 FSC-klagomål.docx
@@ -1225,7 +1225,7 @@
     <w:r>
       <w:tab/>
       <w:tab/>
-      <w:t>2026-02-24</w:t>
+      <w:t>2026-02-25</w:t>
       <w:br/>
       <w:br/>
     </w:r>

--- a/klagomål/A 62861-2025 FSC-klagomål.docx
+++ b/klagomål/A 62861-2025 FSC-klagomål.docx
@@ -1225,7 +1225,7 @@
     <w:r>
       <w:tab/>
       <w:tab/>
-      <w:t>2026-02-25</w:t>
+      <w:t>2026-02-26</w:t>
       <w:br/>
       <w:br/>
     </w:r>

--- a/klagomål/A 62861-2025 FSC-klagomål.docx
+++ b/klagomål/A 62861-2025 FSC-klagomål.docx
@@ -1225,7 +1225,7 @@
     <w:r>
       <w:tab/>
       <w:tab/>
-      <w:t>2026-02-26</w:t>
+      <w:t>2026-02-28</w:t>
       <w:br/>
       <w:br/>
     </w:r>

--- a/klagomål/A 62861-2025 FSC-klagomål.docx
+++ b/klagomål/A 62861-2025 FSC-klagomål.docx
@@ -1225,7 +1225,7 @@
     <w:r>
       <w:tab/>
       <w:tab/>
-      <w:t>2026-02-28</w:t>
+      <w:t>2026-03-01</w:t>
       <w:br/>
       <w:br/>
     </w:r>

--- a/klagomål/A 62861-2025 FSC-klagomål.docx
+++ b/klagomål/A 62861-2025 FSC-klagomål.docx
@@ -1225,7 +1225,7 @@
     <w:r>
       <w:tab/>
       <w:tab/>
-      <w:t>2026-03-01</w:t>
+      <w:t>2026-03-02</w:t>
       <w:br/>
       <w:br/>
     </w:r>

--- a/klagomål/A 62861-2025 FSC-klagomål.docx
+++ b/klagomål/A 62861-2025 FSC-klagomål.docx
@@ -289,7 +289,7 @@
         <w:rPr>
           <w:i/>
         </w:rPr>
-        <w:t xml:space="preserve"> 9070 Trädklädd betesmark </w:t>
+        <w:t xml:space="preserve"> 9070 Trädklädd betesmark</w:t>
       </w:r>
       <w:r>
         <w:t xml:space="preserve"> (SLU Artdatabanken, 2024).</w:t>
@@ -1225,7 +1225,7 @@
     <w:r>
       <w:tab/>
       <w:tab/>
-      <w:t>2026-03-02</w:t>
+      <w:t>2026-03-03</w:t>
       <w:br/>
       <w:br/>
     </w:r>

--- a/klagomål/A 62861-2025 FSC-klagomål.docx
+++ b/klagomål/A 62861-2025 FSC-klagomål.docx
@@ -1225,7 +1225,7 @@
     <w:r>
       <w:tab/>
       <w:tab/>
-      <w:t>2026-03-03</w:t>
+      <w:t>2026-03-04</w:t>
       <w:br/>
       <w:br/>
     </w:r>

--- a/klagomål/A 62861-2025 FSC-klagomål.docx
+++ b/klagomål/A 62861-2025 FSC-klagomål.docx
@@ -1225,7 +1225,7 @@
     <w:r>
       <w:tab/>
       <w:tab/>
-      <w:t>2026-03-04</w:t>
+      <w:t>2026-03-05</w:t>
       <w:br/>
       <w:br/>
     </w:r>

--- a/klagomål/A 62861-2025 FSC-klagomål.docx
+++ b/klagomål/A 62861-2025 FSC-klagomål.docx
@@ -1225,7 +1225,7 @@
     <w:r>
       <w:tab/>
       <w:tab/>
-      <w:t>2026-03-05</w:t>
+      <w:t>2026-03-06</w:t>
       <w:br/>
       <w:br/>
     </w:r>

--- a/klagomål/A 62861-2025 FSC-klagomål.docx
+++ b/klagomål/A 62861-2025 FSC-klagomål.docx
@@ -1225,7 +1225,7 @@
     <w:r>
       <w:tab/>
       <w:tab/>
-      <w:t>2026-03-06</w:t>
+      <w:t>2026-03-07</w:t>
       <w:br/>
       <w:br/>
     </w:r>

--- a/klagomål/A 62861-2025 FSC-klagomål.docx
+++ b/klagomål/A 62861-2025 FSC-klagomål.docx
@@ -1225,7 +1225,7 @@
     <w:r>
       <w:tab/>
       <w:tab/>
-      <w:t>2026-03-07</w:t>
+      <w:t>2026-03-08</w:t>
       <w:br/>
       <w:br/>
     </w:r>

--- a/klagomål/A 62861-2025 FSC-klagomål.docx
+++ b/klagomål/A 62861-2025 FSC-klagomål.docx
@@ -1225,7 +1225,7 @@
     <w:r>
       <w:tab/>
       <w:tab/>
-      <w:t>2026-03-08</w:t>
+      <w:t>2026-03-09</w:t>
       <w:br/>
       <w:br/>
     </w:r>

--- a/klagomål/A 62861-2025 FSC-klagomål.docx
+++ b/klagomål/A 62861-2025 FSC-klagomål.docx
@@ -1225,7 +1225,7 @@
     <w:r>
       <w:tab/>
       <w:tab/>
-      <w:t>2026-03-09</w:t>
+      <w:t>2026-03-10</w:t>
       <w:br/>
       <w:br/>
     </w:r>

--- a/klagomål/A 62861-2025 FSC-klagomål.docx
+++ b/klagomål/A 62861-2025 FSC-klagomål.docx
@@ -430,7 +430,7 @@
         <w:t>Spillkråka (NT, §4)</w:t>
       </w:r>
       <w:r>
-        <w:t xml:space="preserve"> är rödlistad som nära hotad och ingår i bilaga 1 i EU:s fågeldirektiv. Den minskar i population på grund av minskad tillgång på lämpliga bo- och födoträd och minskad födotillgång. Spillkråkans minskningstakt har uppgått till 19 (24–10) % under de senaste 15 åren. Minskningstakten för den svenska populationen bedöms vara nära gränsvärdet för Sårbar (VU) (A2bc). Skogsbruk med korta omloppstider och täta, homogena ungskogar utgör det största hotet. Spillkråka är typisk art för </w:t>
+        <w:t xml:space="preserve"> är rödlistad som nära hotad och ingår i bilaga 1 i EU:s fågeldirektiv. Den minskar i population på grund av minskad tillgång på lämpliga bo- och födoträd och minskad födotillgång. Spillkråkans minskningstakt har uppgått till 19 (24–10) % under de senaste 15 åren och bedöms vara nära gränsvärdet för Sårbar (VU) (A2bc). Spillkråka är en nyckelart i skogliga miljöer vars övergivna bohål utnyttjas av flera andra hålhäckande fågelarter och fladdermöss. Den behöver grova träd, främst tall, asp och bok som boträd. Skogsbruk med korta omloppstider och täta, homogena ungskogar utgör det största hotet. Spillkråka är typisk art för </w:t>
       </w:r>
       <w:r>
         <w:rPr>
@@ -448,7 +448,7 @@
         <w:t xml:space="preserve"> 9740 Skogsbevuxen myr </w:t>
       </w:r>
       <w:r>
-        <w:t>(SLU Artdatabanken, 2023).</w:t>
+        <w:t>(SLU Artdatabanken, 2025; Skogsstyrelsen 2016).</w:t>
       </w:r>
     </w:p>
     <w:p>
@@ -986,7 +986,7 @@
         <w:t xml:space="preserve"> 9740 Skogsbevuxen myr</w:t>
       </w:r>
       <w:r>
-        <w:t xml:space="preserve"> och ingår i bilaga 1 i EU:s fågeldirektiv. Spillkråka lever i både barr- och blandskog liksom i ren lövskog. De tätaste populationerna tenderar att finnas i äldre, variationsrik blandskog med gott om död ved och gamla träd.</w:t>
+        <w:t xml:space="preserve"> och ingår i bilaga 1 i EU:s fågeldirektiv. Spillkråka lever i både barr- och blandskog liksom i ren lövskog. De tätaste populationerna tenderar att finnas i äldre, variationsrik blandskog med gott om död ved och gamla träd. Spillkråka är en nyckelart i skogliga miljöer vars övergivna bohål utnyttjas av flera andra hålhäckande fågelarter och fladdermöss (SLU Artdatabanken, 2023; Skogsstyrelsen 2016).</w:t>
       </w:r>
     </w:p>
     <w:p>
@@ -1004,7 +1004,21 @@
     </w:p>
     <w:p>
       <w:r>
-        <w:t xml:space="preserve">SLU Artdatabanken, 2021. </w:t>
+        <w:t xml:space="preserve">Skogsstyrelsen, 2016. </w:t>
+      </w:r>
+      <w:r>
+        <w:rPr>
+          <w:i/>
+        </w:rPr>
+        <w:t xml:space="preserve">Vägledning för hänsyn till spillkråka. </w:t>
+      </w:r>
+      <w:r>
+        <w:t>Vägledningar och kunskapsstöd artskydd – Skogsstyrelsen.</w:t>
+      </w:r>
+    </w:p>
+    <w:p>
+      <w:r>
+        <w:t xml:space="preserve">SLU Artdatabanken, 2023. </w:t>
       </w:r>
       <w:r>
         <w:rPr>
@@ -1225,7 +1239,7 @@
     <w:r>
       <w:tab/>
       <w:tab/>
-      <w:t>2026-03-10</w:t>
+      <w:t>2026-03-11</w:t>
       <w:br/>
       <w:br/>
     </w:r>

--- a/klagomål/A 62861-2025 FSC-klagomål.docx
+++ b/klagomål/A 62861-2025 FSC-klagomål.docx
@@ -1239,7 +1239,7 @@
     <w:r>
       <w:tab/>
       <w:tab/>
-      <w:t>2026-03-11</w:t>
+      <w:t>2026-03-12</w:t>
       <w:br/>
       <w:br/>
     </w:r>

--- a/klagomål/A 62861-2025 FSC-klagomål.docx
+++ b/klagomål/A 62861-2025 FSC-klagomål.docx
@@ -1239,7 +1239,7 @@
     <w:r>
       <w:tab/>
       <w:tab/>
-      <w:t>2026-03-12</w:t>
+      <w:t>2026-03-13</w:t>
       <w:br/>
       <w:br/>
     </w:r>

--- a/klagomål/A 62861-2025 FSC-klagomål.docx
+++ b/klagomål/A 62861-2025 FSC-klagomål.docx
@@ -1268,7 +1268,7 @@
     <w:r>
       <w:tab/>
       <w:tab/>
-      <w:t>2026-04-14</w:t>
+      <w:t>2026-04-15</w:t>
       <w:br/>
       <w:br/>
     </w:r>

--- a/klagomål/A 62861-2025 FSC-klagomål.docx
+++ b/klagomål/A 62861-2025 FSC-klagomål.docx
@@ -1268,7 +1268,7 @@
     <w:r>
       <w:tab/>
       <w:tab/>
-      <w:t>2026-04-15</w:t>
+      <w:t>2026-04-16</w:t>
       <w:br/>
       <w:br/>
     </w:r>

--- a/klagomål/A 62861-2025 FSC-klagomål.docx
+++ b/klagomål/A 62861-2025 FSC-klagomål.docx
@@ -1268,7 +1268,7 @@
     <w:r>
       <w:tab/>
       <w:tab/>
-      <w:t>2026-04-16</w:t>
+      <w:t>2026-04-17</w:t>
       <w:br/>
       <w:br/>
     </w:r>

--- a/klagomål/A 62861-2025 FSC-klagomål.docx
+++ b/klagomål/A 62861-2025 FSC-klagomål.docx
@@ -1268,7 +1268,7 @@
     <w:r>
       <w:tab/>
       <w:tab/>
-      <w:t>2026-04-17</w:t>
+      <w:t>2026-04-18</w:t>
       <w:br/>
       <w:br/>
     </w:r>

--- a/klagomål/A 62861-2025 FSC-klagomål.docx
+++ b/klagomål/A 62861-2025 FSC-klagomål.docx
@@ -1268,7 +1268,7 @@
     <w:r>
       <w:tab/>
       <w:tab/>
-      <w:t>2026-04-18</w:t>
+      <w:t>2026-04-19</w:t>
       <w:br/>
       <w:br/>
     </w:r>

--- a/klagomål/A 62861-2025 FSC-klagomål.docx
+++ b/klagomål/A 62861-2025 FSC-klagomål.docx
@@ -1268,7 +1268,7 @@
     <w:r>
       <w:tab/>
       <w:tab/>
-      <w:t>2026-04-19</w:t>
+      <w:t>2026-04-20</w:t>
       <w:br/>
       <w:br/>
     </w:r>

--- a/klagomål/A 62861-2025 FSC-klagomål.docx
+++ b/klagomål/A 62861-2025 FSC-klagomål.docx
@@ -1268,7 +1268,7 @@
     <w:r>
       <w:tab/>
       <w:tab/>
-      <w:t>2026-04-20</w:t>
+      <w:t>2026-04-21</w:t>
       <w:br/>
       <w:br/>
     </w:r>

--- a/klagomål/A 62861-2025 FSC-klagomål.docx
+++ b/klagomål/A 62861-2025 FSC-klagomål.docx
@@ -1268,7 +1268,7 @@
     <w:r>
       <w:tab/>
       <w:tab/>
-      <w:t>2026-04-21</w:t>
+      <w:t>2026-04-22</w:t>
       <w:br/>
       <w:br/>
     </w:r>

--- a/klagomål/A 62861-2025 FSC-klagomål.docx
+++ b/klagomål/A 62861-2025 FSC-klagomål.docx
@@ -1268,7 +1268,7 @@
     <w:r>
       <w:tab/>
       <w:tab/>
-      <w:t>2026-04-22</w:t>
+      <w:t>2026-04-23</w:t>
       <w:br/>
       <w:br/>
     </w:r>

--- a/klagomål/A 62861-2025 FSC-klagomål.docx
+++ b/klagomål/A 62861-2025 FSC-klagomål.docx
@@ -1268,7 +1268,7 @@
     <w:r>
       <w:tab/>
       <w:tab/>
-      <w:t>2026-04-23</w:t>
+      <w:t>2026-04-24</w:t>
       <w:br/>
       <w:br/>
     </w:r>

--- a/klagomål/A 62861-2025 FSC-klagomål.docx
+++ b/klagomål/A 62861-2025 FSC-klagomål.docx
@@ -1268,7 +1268,7 @@
     <w:r>
       <w:tab/>
       <w:tab/>
-      <w:t>2026-04-24</w:t>
+      <w:t>2026-04-25</w:t>
       <w:br/>
       <w:br/>
     </w:r>

--- a/klagomål/A 62861-2025 FSC-klagomål.docx
+++ b/klagomål/A 62861-2025 FSC-klagomål.docx
@@ -1268,7 +1268,7 @@
     <w:r>
       <w:tab/>
       <w:tab/>
-      <w:t>2026-04-25</w:t>
+      <w:t>2026-04-26</w:t>
       <w:br/>
       <w:br/>
     </w:r>

--- a/klagomål/A 62861-2025 FSC-klagomål.docx
+++ b/klagomål/A 62861-2025 FSC-klagomål.docx
@@ -1268,7 +1268,7 @@
     <w:r>
       <w:tab/>
       <w:tab/>
-      <w:t>2026-04-26</w:t>
+      <w:t>2026-04-27</w:t>
       <w:br/>
       <w:br/>
     </w:r>

--- a/klagomål/A 62861-2025 FSC-klagomål.docx
+++ b/klagomål/A 62861-2025 FSC-klagomål.docx
@@ -1268,7 +1268,7 @@
     <w:r>
       <w:tab/>
       <w:tab/>
-      <w:t>2026-04-27</w:t>
+      <w:t>2026-04-28</w:t>
       <w:br/>
       <w:br/>
     </w:r>

--- a/klagomål/A 62861-2025 FSC-klagomål.docx
+++ b/klagomål/A 62861-2025 FSC-klagomål.docx
@@ -1268,7 +1268,7 @@
     <w:r>
       <w:tab/>
       <w:tab/>
-      <w:t>2026-04-28</w:t>
+      <w:t>2026-04-29</w:t>
       <w:br/>
       <w:br/>
     </w:r>
